--- a/sales/templates/proasiste-personas.docx
+++ b/sales/templates/proasiste-personas.docx
@@ -19,13 +19,13 @@
           <w:bCs/>
           <w:b/>
         </w:rPr>
-        <w:t xml:space="preserve">HOW TO USE THIS TEMPLATE</w:t>
+        <w:t xml:space="preserve">HOW TO USE THIS TEMPLATE.</w:t>
       </w:r>
       <w:r>
         <w:t xml:space="preserve"> </w:t>
       </w:r>
       <w:r>
-        <w:t xml:space="preserve">— 1.</w:t>
+        <w:t xml:space="preserve">1.</w:t>
       </w:r>
       <w:r>
         <w:t xml:space="preserve"> </w:t>
@@ -83,7 +83,7 @@
           <w:iCs/>
           <w:i/>
         </w:rPr>
-        <w:t xml:space="preserve">This is a reference / cheat-sheet — no fields to replace. Customize freely.</w:t>
+        <w:t xml:space="preserve">This is a reference cheat sheet. No fields to replace, so customize freely.</w:t>
       </w:r>
     </w:p>
     <w:p>
@@ -91,7 +91,7 @@
         <w:pStyle w:val="FirstParagraph"/>
       </w:pPr>
       <w:r>
-        <w:t xml:space="preserve">Understanding who you're selling to helps you tailor your pitch and demo. Each persona below maps a buyer's world to the words and the demo moments that land for them. These are internal reference notes — read the one that matches your prospect before the call.</w:t>
+        <w:t xml:space="preserve">Understanding who you're selling to helps you tailor your pitch and demo. Each persona below maps a buyer's world to the words and the demo moments that land for them. These are internal reference notes. Read the one that matches your prospect before the call.</w:t>
       </w:r>
     </w:p>
     <w:p>
@@ -154,7 +154,7 @@
         <w:t xml:space="preserve">Company Size</w:t>
       </w:r>
       <w:r>
-        <w:t xml:space="preserve">: 50–500 employees</w:t>
+        <w:t xml:space="preserve">: 50 to 500 employees</w:t>
       </w:r>
     </w:p>
     <w:p>
@@ -192,7 +192,7 @@
         <w:t xml:space="preserve">Age</w:t>
       </w:r>
       <w:r>
-        <w:t xml:space="preserve">: 35–50</w:t>
+        <w:t xml:space="preserve">: 35 to 50</w:t>
       </w:r>
     </w:p>
     <w:bookmarkEnd w:id="20"/>
@@ -435,10 +435,7 @@
         <w:t xml:space="preserve">View tab</w:t>
       </w:r>
       <w:r>
-        <w:t xml:space="preserve"> </w:t>
-      </w:r>
-      <w:r>
-        <w:t xml:space="preserve">— show the Activity Map, hot entities, and how process events surface as they happen.</w:t>
+        <w:t xml:space="preserve">: show the Activity Map, hot entities, and how process events surface as they happen.</w:t>
       </w:r>
     </w:p>
     <w:p>
@@ -457,10 +454,7 @@
         <w:t xml:space="preserve">Task tab</w:t>
       </w:r>
       <w:r>
-        <w:t xml:space="preserve"> </w:t>
-      </w:r>
-      <w:r>
-        <w:t xml:space="preserve">— demonstrate an automated weekly report that compiles itself.</w:t>
+        <w:t xml:space="preserve">: demonstrate an automated weekly report that compiles itself.</w:t>
       </w:r>
     </w:p>
     <w:p>
@@ -479,10 +473,7 @@
         <w:t xml:space="preserve">Import tab</w:t>
       </w:r>
       <w:r>
-        <w:t xml:space="preserve"> </w:t>
-      </w:r>
-      <w:r>
-        <w:t xml:space="preserve">— drop an operations document and watch it become connected Knowledge.</w:t>
+        <w:t xml:space="preserve">: drop an operations document and watch it become connected Knowledge.</w:t>
       </w:r>
     </w:p>
     <w:p>
@@ -501,10 +492,7 @@
         <w:t xml:space="preserve">Chat</w:t>
       </w:r>
       <w:r>
-        <w:t xml:space="preserve"> </w:t>
-      </w:r>
-      <w:r>
-        <w:t xml:space="preserve">— ask operational questions and get instant, grounded answers.</w:t>
+        <w:t xml:space="preserve">: ask operational questions and get instant, grounded answers.</w:t>
       </w:r>
     </w:p>
     <w:bookmarkEnd w:id="24"/>
@@ -625,7 +613,7 @@
         <w:t xml:space="preserve">Age</w:t>
       </w:r>
       <w:r>
-        <w:t xml:space="preserve">: 28–45</w:t>
+        <w:t xml:space="preserve">: 28 to 45</w:t>
       </w:r>
     </w:p>
     <w:bookmarkEnd w:id="27"/>
@@ -801,7 +789,7 @@
         <w:t xml:space="preserve">Reusability</w:t>
       </w:r>
       <w:r>
-        <w:t xml:space="preserve">: "Build on past work, not from scratch."</w:t>
+        <w:t xml:space="preserve">: "Build on past work instead of starting from scratch."</w:t>
       </w:r>
     </w:p>
     <w:p>
@@ -868,10 +856,7 @@
         <w:t xml:space="preserve">Chat</w:t>
       </w:r>
       <w:r>
-        <w:t xml:space="preserve"> </w:t>
-      </w:r>
-      <w:r>
-        <w:t xml:space="preserve">— ask questions that span multiple projects.</w:t>
+        <w:t xml:space="preserve">: ask questions that span multiple projects.</w:t>
       </w:r>
     </w:p>
     <w:p>
@@ -890,10 +875,7 @@
         <w:t xml:space="preserve">Import tab</w:t>
       </w:r>
       <w:r>
-        <w:t xml:space="preserve"> </w:t>
-      </w:r>
-      <w:r>
-        <w:t xml:space="preserve">— upload a document and show entity extraction.</w:t>
+        <w:t xml:space="preserve">: upload a document and show entity extraction.</w:t>
       </w:r>
     </w:p>
     <w:p>
@@ -912,10 +894,7 @@
         <w:t xml:space="preserve">View tab</w:t>
       </w:r>
       <w:r>
-        <w:t xml:space="preserve"> </w:t>
-      </w:r>
-      <w:r>
-        <w:t xml:space="preserve">— show the connections between projects, clients, and concepts in the Knowledge graph.</w:t>
+        <w:t xml:space="preserve">: show the connections between projects, clients, and concepts in the Knowledge graph.</w:t>
       </w:r>
     </w:p>
     <w:p>
@@ -934,10 +913,7 @@
         <w:t xml:space="preserve">Task tab</w:t>
       </w:r>
       <w:r>
-        <w:t xml:space="preserve"> </w:t>
-      </w:r>
-      <w:r>
-        <w:t xml:space="preserve">— set up a template for a recurring deliverable.</w:t>
+        <w:t xml:space="preserve">: set up a template for a recurring deliverable.</w:t>
       </w:r>
     </w:p>
     <w:bookmarkEnd w:id="31"/>
@@ -955,7 +931,7 @@
         <w:pStyle w:val="BlockText"/>
       </w:pPr>
       <w:r>
-        <w:t xml:space="preserve">"You've built up years of expertise. ProAsiste makes all of it instantly accessible — not just to you, but to your whole team. No more reinventing wheels or losing knowledge when projects end."</w:t>
+        <w:t xml:space="preserve">"You've built up years of expertise. ProAsiste makes all of it instantly accessible, not just to you but to your whole team. No more reinventing wheels or losing knowledge when projects end."</w:t>
       </w:r>
     </w:p>
     <w:p>
@@ -1058,7 +1034,7 @@
         <w:t xml:space="preserve">Age</w:t>
       </w:r>
       <w:r>
-        <w:t xml:space="preserve">: 45–60</w:t>
+        <w:t xml:space="preserve">: 45 to 60</w:t>
       </w:r>
     </w:p>
     <w:bookmarkEnd w:id="34"/>
@@ -1174,7 +1150,7 @@
         <w:pStyle w:val="Compact"/>
       </w:pPr>
       <w:r>
-        <w:t xml:space="preserve">"Our competitors are adopting AI — are we falling behind?"</w:t>
+        <w:t xml:space="preserve">"Our competitors are adopting AI. Are we falling behind?"</w:t>
       </w:r>
     </w:p>
     <w:p>
@@ -1301,10 +1277,7 @@
         <w:t xml:space="preserve">Chat</w:t>
       </w:r>
       <w:r>
-        <w:t xml:space="preserve"> </w:t>
-      </w:r>
-      <w:r>
-        <w:t xml:space="preserve">— ask executive-level questions and get synthesized answers.</w:t>
+        <w:t xml:space="preserve">: ask executive-level questions and get synthesized answers.</w:t>
       </w:r>
     </w:p>
     <w:p>
@@ -1323,10 +1296,7 @@
         <w:t xml:space="preserve">View tab</w:t>
       </w:r>
       <w:r>
-        <w:t xml:space="preserve"> </w:t>
-      </w:r>
-      <w:r>
-        <w:t xml:space="preserve">— show the high-level process insights and the 30,000-foot view of organizational Knowledge.</w:t>
+        <w:t xml:space="preserve">: show the high-level process insights and the 30,000-foot view of organizational Knowledge.</w:t>
       </w:r>
     </w:p>
     <w:p>
@@ -1345,10 +1315,7 @@
         <w:t xml:space="preserve">Task tab</w:t>
       </w:r>
       <w:r>
-        <w:t xml:space="preserve"> </w:t>
-      </w:r>
-      <w:r>
-        <w:t xml:space="preserve">— show how routine analysis runs on its own.</w:t>
+        <w:t xml:space="preserve">: show how routine analysis runs on its own.</w:t>
       </w:r>
     </w:p>
     <w:p>
@@ -1367,10 +1334,7 @@
         <w:t xml:space="preserve">ROI conversation</w:t>
       </w:r>
       <w:r>
-        <w:t xml:space="preserve"> </w:t>
-      </w:r>
-      <w:r>
-        <w:t xml:space="preserve">— calculate specific savings against their numbers.</w:t>
+        <w:t xml:space="preserve">: calculate specific savings against their numbers.</w:t>
       </w:r>
     </w:p>
     <w:bookmarkEnd w:id="38"/>
@@ -1388,7 +1352,7 @@
         <w:pStyle w:val="BlockText"/>
       </w:pPr>
       <w:r>
-        <w:t xml:space="preserve">"Your competitors are either already using AI or scrambling to figure it out. ProAsiste isn't generic AI — it's YOUR company's intelligence, multiplied. Every question answered instantly. Every inefficiency visible. Every piece of knowledge captured forever."</w:t>
+        <w:t xml:space="preserve">"Your competitors are either already using AI or scrambling to figure it out. ProAsiste isn't generic AI. It's YOUR company's intelligence, multiplied. Questions get answered instantly, inefficiencies become visible, and your knowledge stays captured for good."</w:t>
       </w:r>
     </w:p>
     <w:p>
@@ -1491,7 +1455,7 @@
         <w:t xml:space="preserve">Age</w:t>
       </w:r>
       <w:r>
-        <w:t xml:space="preserve">: 35–55</w:t>
+        <w:t xml:space="preserve">: 35 to 55</w:t>
       </w:r>
     </w:p>
     <w:bookmarkEnd w:id="41"/>
@@ -1607,7 +1571,7 @@
         <w:pStyle w:val="Compact"/>
       </w:pPr>
       <w:r>
-        <w:t xml:space="preserve">"Shadow IT is out of control — people using random AI tools."</w:t>
+        <w:t xml:space="preserve">"Shadow IT is out of control, with people using random AI tools."</w:t>
       </w:r>
     </w:p>
     <w:p>
@@ -1734,10 +1698,7 @@
         <w:t xml:space="preserve">Architecture discussion</w:t>
       </w:r>
       <w:r>
-        <w:t xml:space="preserve"> </w:t>
-      </w:r>
-      <w:r>
-        <w:t xml:space="preserve">— dedicated environment, data isolation.</w:t>
+        <w:t xml:space="preserve">: dedicated environment, data isolation.</w:t>
       </w:r>
     </w:p>
     <w:p>
@@ -1756,10 +1717,7 @@
         <w:t xml:space="preserve">Security features</w:t>
       </w:r>
       <w:r>
-        <w:t xml:space="preserve"> </w:t>
-      </w:r>
-      <w:r>
-        <w:t xml:space="preserve">— encryption, access control, audit logs.</w:t>
+        <w:t xml:space="preserve">: encryption, access control, audit logs.</w:t>
       </w:r>
     </w:p>
     <w:p>
@@ -1778,10 +1736,7 @@
         <w:t xml:space="preserve">Integration points</w:t>
       </w:r>
       <w:r>
-        <w:t xml:space="preserve"> </w:t>
-      </w:r>
-      <w:r>
-        <w:t xml:space="preserve">— API, Google Drive sync, export options.</w:t>
+        <w:t xml:space="preserve">: API, Google Drive sync, export options.</w:t>
       </w:r>
     </w:p>
     <w:p>
@@ -1800,10 +1755,7 @@
         <w:t xml:space="preserve">Verify tab</w:t>
       </w:r>
       <w:r>
-        <w:t xml:space="preserve"> </w:t>
-      </w:r>
-      <w:r>
-        <w:t xml:space="preserve">— show how every piece of knowledge passes through approval before it enters the graph.</w:t>
+        <w:t xml:space="preserve">: show how every piece of knowledge passes through approval before it enters the graph.</w:t>
       </w:r>
     </w:p>
     <w:bookmarkEnd w:id="45"/>
@@ -1821,7 +1773,7 @@
         <w:pStyle w:val="BlockText"/>
       </w:pPr>
       <w:r>
-        <w:t xml:space="preserve">"Your people are already using public AI on their phones — with company data. ProAsiste gives them something better AND keeps your data secure. Dedicated environment, full audit trail, no external training. It's the AI solution that IT can actually approve."</w:t>
+        <w:t xml:space="preserve">"Your people are already using public AI on their phones, with company data in it. ProAsiste gives them something better and keeps your data secure. Dedicated environment, full audit trail, no external training. It's the AI solution that IT can actually approve."</w:t>
       </w:r>
     </w:p>
     <w:p>
@@ -1886,7 +1838,7 @@
         <w:t xml:space="preserve">Company Size</w:t>
       </w:r>
       <w:r>
-        <w:t xml:space="preserve">: 5–50 employees</w:t>
+        <w:t xml:space="preserve">: 5 to 50 employees</w:t>
       </w:r>
     </w:p>
     <w:p>
@@ -1924,7 +1876,7 @@
         <w:t xml:space="preserve">Age</w:t>
       </w:r>
       <w:r>
-        <w:t xml:space="preserve">: 30–60</w:t>
+        <w:t xml:space="preserve">: 30 to 60</w:t>
       </w:r>
     </w:p>
     <w:bookmarkEnd w:id="48"/>
@@ -2167,10 +2119,7 @@
         <w:t xml:space="preserve">Chat</w:t>
       </w:r>
       <w:r>
-        <w:t xml:space="preserve"> </w:t>
-      </w:r>
-      <w:r>
-        <w:t xml:space="preserve">— show how it can answer as if it were them.</w:t>
+        <w:t xml:space="preserve">: show how it can answer as if it were them.</w:t>
       </w:r>
     </w:p>
     <w:p>
@@ -2189,10 +2138,7 @@
         <w:t xml:space="preserve">Import tab</w:t>
       </w:r>
       <w:r>
-        <w:t xml:space="preserve"> </w:t>
-      </w:r>
-      <w:r>
-        <w:t xml:space="preserve">— upload key documents to capture knowledge.</w:t>
+        <w:t xml:space="preserve">: upload key documents to capture knowledge.</w:t>
       </w:r>
     </w:p>
     <w:p>
@@ -2211,10 +2157,7 @@
         <w:t xml:space="preserve">Task tab</w:t>
       </w:r>
       <w:r>
-        <w:t xml:space="preserve"> </w:t>
-      </w:r>
-      <w:r>
-        <w:t xml:space="preserve">— automate their repetitive work.</w:t>
+        <w:t xml:space="preserve">: automate their repetitive work.</w:t>
       </w:r>
     </w:p>
     <w:p>
@@ -2233,10 +2176,7 @@
         <w:t xml:space="preserve">View tab</w:t>
       </w:r>
       <w:r>
-        <w:t xml:space="preserve"> </w:t>
-      </w:r>
-      <w:r>
-        <w:t xml:space="preserve">— show how everything connects in the Knowledge graph.</w:t>
+        <w:t xml:space="preserve">: show how everything connects in the Knowledge graph.</w:t>
       </w:r>
     </w:p>
     <w:bookmarkEnd w:id="52"/>
@@ -2254,7 +2194,7 @@
         <w:pStyle w:val="BlockText"/>
       </w:pPr>
       <w:r>
-        <w:t xml:space="preserve">"You've spent years building this expertise. ProAsiste captures it so you can focus on growth instead of repetition. It's like hiring an assistant who instantly knows everything about your business — for a fraction of the cost."</w:t>
+        <w:t xml:space="preserve">"You've spent years building this expertise. ProAsiste captures it so you can focus on growth instead of repetition. It's like hiring an assistant who instantly knows everything about your business, for a fraction of the cost."</w:t>
       </w:r>
     </w:p>
     <w:p>
